--- a/LNA100M6GLW.docx
+++ b/LNA100M6GLW.docx
@@ -1,6 +1,6 @@
 
 <file path=word/document.xml><?xml version="1.0" encoding="utf-8"?>
-<w:document xmlns:wpc="http://schemas.microsoft.com/office/word/2010/wordprocessingCanvas" xmlns:cx="http://schemas.microsoft.com/office/drawing/2014/chartex" xmlns:cx1="http://schemas.microsoft.com/office/drawing/2015/9/8/chartex" xmlns:cx2="http://schemas.microsoft.com/office/drawing/2015/10/21/chartex" xmlns:cx3="http://schemas.microsoft.com/office/drawing/2016/5/9/chartex" xmlns:cx4="http://schemas.microsoft.com/office/drawing/2016/5/10/chartex" xmlns:cx5="http://schemas.microsoft.com/office/drawing/2016/5/11/chartex" xmlns:cx6="http://schemas.microsoft.com/office/drawing/2016/5/12/chartex" xmlns:cx7="http://schemas.microsoft.com/office/drawing/2016/5/13/chartex" xmlns:cx8="http://schemas.microsoft.com/office/drawing/2016/5/14/chartex" xmlns:mc="http://schemas.openxmlformats.org/markup-compatibility/2006" xmlns:aink="http://schemas.microsoft.com/office/drawing/2016/ink" xmlns:am3d="http://schemas.microsoft.com/office/drawing/2017/model3d" xmlns:o="urn:schemas-microsoft-com:office:office" xmlns:oel="http://schemas.microsoft.com/office/2019/extlst" xmlns:r="http://schemas.openxmlformats.org/officeDocument/2006/relationships" xmlns:m="http://schemas.openxmlformats.org/officeDocument/2006/math" xmlns:v="urn:schemas-microsoft-com:vml" xmlns:wp14="http://schemas.microsoft.com/office/word/2010/wordprocessingDrawing" xmlns:wp="http://schemas.openxmlformats.org/drawingml/2006/wordprocessingDrawing" xmlns:w10="urn:schemas-microsoft-com:office:word" xmlns:w="http://schemas.openxmlformats.org/wordprocessingml/2006/main" xmlns:w14="http://schemas.microsoft.com/office/word/2010/wordml" xmlns:w15="http://schemas.microsoft.com/office/word/2012/wordml" xmlns:w16cex="http://schemas.microsoft.com/office/word/2018/wordml/cex" xmlns:w16cid="http://schemas.microsoft.com/office/word/2016/wordml/cid" xmlns:w16="http://schemas.microsoft.com/office/word/2018/wordml" xmlns:w16sdtdh="http://schemas.microsoft.com/office/word/2020/wordml/sdtdatahash" xmlns:w16se="http://schemas.microsoft.com/office/word/2015/wordml/symex" xmlns:wpg="http://schemas.microsoft.com/office/word/2010/wordprocessingGroup" xmlns:wpi="http://schemas.microsoft.com/office/word/2010/wordprocessingInk" xmlns:wne="http://schemas.microsoft.com/office/word/2006/wordml" xmlns:wps="http://schemas.microsoft.com/office/word/2010/wordprocessingShape" mc:Ignorable="w14 w15 w16se w16cid w16 w16cex w16sdtdh wp14">
+<w:document xmlns:wpc="http://schemas.microsoft.com/office/word/2010/wordprocessingCanvas" xmlns:cx="http://schemas.microsoft.com/office/drawing/2014/chartex" xmlns:cx1="http://schemas.microsoft.com/office/drawing/2015/9/8/chartex" xmlns:cx2="http://schemas.microsoft.com/office/drawing/2015/10/21/chartex" xmlns:cx3="http://schemas.microsoft.com/office/drawing/2016/5/9/chartex" xmlns:cx4="http://schemas.microsoft.com/office/drawing/2016/5/10/chartex" xmlns:cx5="http://schemas.microsoft.com/office/drawing/2016/5/11/chartex" xmlns:cx6="http://schemas.microsoft.com/office/drawing/2016/5/12/chartex" xmlns:cx7="http://schemas.microsoft.com/office/drawing/2016/5/13/chartex" xmlns:cx8="http://schemas.microsoft.com/office/drawing/2016/5/14/chartex" xmlns:mc="http://schemas.openxmlformats.org/markup-compatibility/2006" xmlns:aink="http://schemas.microsoft.com/office/drawing/2016/ink" xmlns:am3d="http://schemas.microsoft.com/office/drawing/2017/model3d" xmlns:o="urn:schemas-microsoft-com:office:office" xmlns:oel="http://schemas.microsoft.com/office/2019/extlst" xmlns:r="http://schemas.openxmlformats.org/officeDocument/2006/relationships" xmlns:m="http://schemas.openxmlformats.org/officeDocument/2006/math" xmlns:v="urn:schemas-microsoft-com:vml" xmlns:wp14="http://schemas.microsoft.com/office/word/2010/wordprocessingDrawing" xmlns:wp="http://schemas.openxmlformats.org/drawingml/2006/wordprocessingDrawing" xmlns:w10="urn:schemas-microsoft-com:office:word" xmlns:w="http://schemas.openxmlformats.org/wordprocessingml/2006/main" xmlns:w14="http://schemas.microsoft.com/office/word/2010/wordml" xmlns:w15="http://schemas.microsoft.com/office/word/2012/wordml" xmlns:w16cex="http://schemas.microsoft.com/office/word/2018/wordml/cex" xmlns:w16cid="http://schemas.microsoft.com/office/word/2016/wordml/cid" xmlns:w16="http://schemas.microsoft.com/office/word/2018/wordml" xmlns:w16du="http://schemas.microsoft.com/office/word/2023/wordml/word16du" xmlns:w16sdtdh="http://schemas.microsoft.com/office/word/2020/wordml/sdtdatahash" xmlns:w16sdtfl="http://schemas.microsoft.com/office/word/2024/wordml/sdtformatlock" xmlns:w16se="http://schemas.microsoft.com/office/word/2015/wordml/symex" xmlns:wpg="http://schemas.microsoft.com/office/word/2010/wordprocessingGroup" xmlns:wpi="http://schemas.microsoft.com/office/word/2010/wordprocessingInk" xmlns:wne="http://schemas.microsoft.com/office/word/2006/wordml" xmlns:wps="http://schemas.microsoft.com/office/word/2010/wordprocessingShape" mc:Ignorable="w14 w15 w16se w16cid w16 w16cex w16sdtdh w16sdtfl w16du wp14">
   <w:body>
     <w:p>
       <w:pPr>
@@ -187,6 +187,7 @@
                     <w:rPr>
                       <w:b/>
                       <w:sz w:val="24"/>
+                      <w:lang w:val="it-IT"/>
                     </w:rPr>
                   </w:pPr>
                   <w:r>
@@ -195,6 +196,13 @@
                       <w:sz w:val="24"/>
                     </w:rPr>
                     <w:tab/>
+                  </w:r>
+                  <w:r>
+                    <w:rPr>
+                      <w:b/>
+                      <w:sz w:val="24"/>
+                      <w:lang w:val="it-IT"/>
+                    </w:rPr>
                     <w:t>* Mobile Infrastructure</w:t>
                   </w:r>
                 </w:p>
@@ -204,12 +212,14 @@
                     <w:rPr>
                       <w:b/>
                       <w:sz w:val="24"/>
+                      <w:lang w:val="it-IT"/>
                     </w:rPr>
                   </w:pPr>
                   <w:r>
                     <w:rPr>
                       <w:b/>
                       <w:sz w:val="24"/>
+                      <w:lang w:val="it-IT"/>
                     </w:rPr>
                     <w:tab/>
                     <w:t>* LTE/WCDMA/CDMA/GSM</w:t>
@@ -227,8 +237,15 @@
                     <w:rPr>
                       <w:b/>
                       <w:sz w:val="24"/>
+                      <w:lang w:val="it-IT"/>
                     </w:rPr>
                     <w:tab/>
+                  </w:r>
+                  <w:r>
+                    <w:rPr>
+                      <w:b/>
+                      <w:sz w:val="24"/>
+                    </w:rPr>
                     <w:t>* General Purpose Wireless</w:t>
                   </w:r>
                 </w:p>
@@ -568,13 +585,13 @@
           <w:lang w:eastAsia="zh-CN"/>
         </w:rPr>
         <w:drawing>
-          <wp:anchor distT="0" distB="0" distL="114300" distR="114300" simplePos="0" relativeHeight="251671552" behindDoc="0" locked="0" layoutInCell="1" allowOverlap="1" wp14:anchorId="7BCE53AE" wp14:editId="47B4DA2A">
+          <wp:anchor distT="0" distB="0" distL="114300" distR="114300" simplePos="0" relativeHeight="251671552" behindDoc="0" locked="0" layoutInCell="1" allowOverlap="1" wp14:anchorId="7BCE53AE" wp14:editId="3A5CD5AA">
             <wp:simplePos x="0" y="0"/>
             <wp:positionH relativeFrom="column">
-              <wp:posOffset>4079088</wp:posOffset>
+              <wp:posOffset>4081882</wp:posOffset>
             </wp:positionH>
             <wp:positionV relativeFrom="paragraph">
-              <wp:posOffset>30734</wp:posOffset>
+              <wp:posOffset>29007</wp:posOffset>
             </wp:positionV>
             <wp:extent cx="2047875" cy="2047875"/>
             <wp:effectExtent l="0" t="0" r="0" b="0"/>
@@ -4382,7 +4399,7 @@
 </file>
 
 <file path=word/endnotes.xml><?xml version="1.0" encoding="utf-8"?>
-<w:endnotes xmlns:wpc="http://schemas.microsoft.com/office/word/2010/wordprocessingCanvas" xmlns:cx="http://schemas.microsoft.com/office/drawing/2014/chartex" xmlns:cx1="http://schemas.microsoft.com/office/drawing/2015/9/8/chartex" xmlns:cx2="http://schemas.microsoft.com/office/drawing/2015/10/21/chartex" xmlns:cx3="http://schemas.microsoft.com/office/drawing/2016/5/9/chartex" xmlns:cx4="http://schemas.microsoft.com/office/drawing/2016/5/10/chartex" xmlns:cx5="http://schemas.microsoft.com/office/drawing/2016/5/11/chartex" xmlns:cx6="http://schemas.microsoft.com/office/drawing/2016/5/12/chartex" xmlns:cx7="http://schemas.microsoft.com/office/drawing/2016/5/13/chartex" xmlns:cx8="http://schemas.microsoft.com/office/drawing/2016/5/14/chartex" xmlns:mc="http://schemas.openxmlformats.org/markup-compatibility/2006" xmlns:aink="http://schemas.microsoft.com/office/drawing/2016/ink" xmlns:am3d="http://schemas.microsoft.com/office/drawing/2017/model3d" xmlns:o="urn:schemas-microsoft-com:office:office" xmlns:oel="http://schemas.microsoft.com/office/2019/extlst" xmlns:r="http://schemas.openxmlformats.org/officeDocument/2006/relationships" xmlns:m="http://schemas.openxmlformats.org/officeDocument/2006/math" xmlns:v="urn:schemas-microsoft-com:vml" xmlns:wp14="http://schemas.microsoft.com/office/word/2010/wordprocessingDrawing" xmlns:wp="http://schemas.openxmlformats.org/drawingml/2006/wordprocessingDrawing" xmlns:w10="urn:schemas-microsoft-com:office:word" xmlns:w="http://schemas.openxmlformats.org/wordprocessingml/2006/main" xmlns:w14="http://schemas.microsoft.com/office/word/2010/wordml" xmlns:w15="http://schemas.microsoft.com/office/word/2012/wordml" xmlns:w16cex="http://schemas.microsoft.com/office/word/2018/wordml/cex" xmlns:w16cid="http://schemas.microsoft.com/office/word/2016/wordml/cid" xmlns:w16="http://schemas.microsoft.com/office/word/2018/wordml" xmlns:w16sdtdh="http://schemas.microsoft.com/office/word/2020/wordml/sdtdatahash" xmlns:w16se="http://schemas.microsoft.com/office/word/2015/wordml/symex" xmlns:wpg="http://schemas.microsoft.com/office/word/2010/wordprocessingGroup" xmlns:wpi="http://schemas.microsoft.com/office/word/2010/wordprocessingInk" xmlns:wne="http://schemas.microsoft.com/office/word/2006/wordml" xmlns:wps="http://schemas.microsoft.com/office/word/2010/wordprocessingShape" mc:Ignorable="w14 w15 w16se w16cid w16 w16cex w16sdtdh wp14">
+<w:endnotes xmlns:wpc="http://schemas.microsoft.com/office/word/2010/wordprocessingCanvas" xmlns:cx="http://schemas.microsoft.com/office/drawing/2014/chartex" xmlns:cx1="http://schemas.microsoft.com/office/drawing/2015/9/8/chartex" xmlns:cx2="http://schemas.microsoft.com/office/drawing/2015/10/21/chartex" xmlns:cx3="http://schemas.microsoft.com/office/drawing/2016/5/9/chartex" xmlns:cx4="http://schemas.microsoft.com/office/drawing/2016/5/10/chartex" xmlns:cx5="http://schemas.microsoft.com/office/drawing/2016/5/11/chartex" xmlns:cx6="http://schemas.microsoft.com/office/drawing/2016/5/12/chartex" xmlns:cx7="http://schemas.microsoft.com/office/drawing/2016/5/13/chartex" xmlns:cx8="http://schemas.microsoft.com/office/drawing/2016/5/14/chartex" xmlns:mc="http://schemas.openxmlformats.org/markup-compatibility/2006" xmlns:aink="http://schemas.microsoft.com/office/drawing/2016/ink" xmlns:am3d="http://schemas.microsoft.com/office/drawing/2017/model3d" xmlns:o="urn:schemas-microsoft-com:office:office" xmlns:oel="http://schemas.microsoft.com/office/2019/extlst" xmlns:r="http://schemas.openxmlformats.org/officeDocument/2006/relationships" xmlns:m="http://schemas.openxmlformats.org/officeDocument/2006/math" xmlns:v="urn:schemas-microsoft-com:vml" xmlns:wp14="http://schemas.microsoft.com/office/word/2010/wordprocessingDrawing" xmlns:wp="http://schemas.openxmlformats.org/drawingml/2006/wordprocessingDrawing" xmlns:w10="urn:schemas-microsoft-com:office:word" xmlns:w="http://schemas.openxmlformats.org/wordprocessingml/2006/main" xmlns:w14="http://schemas.microsoft.com/office/word/2010/wordml" xmlns:w15="http://schemas.microsoft.com/office/word/2012/wordml" xmlns:w16cex="http://schemas.microsoft.com/office/word/2018/wordml/cex" xmlns:w16cid="http://schemas.microsoft.com/office/word/2016/wordml/cid" xmlns:w16="http://schemas.microsoft.com/office/word/2018/wordml" xmlns:w16du="http://schemas.microsoft.com/office/word/2023/wordml/word16du" xmlns:w16sdtdh="http://schemas.microsoft.com/office/word/2020/wordml/sdtdatahash" xmlns:w16sdtfl="http://schemas.microsoft.com/office/word/2024/wordml/sdtformatlock" xmlns:w16se="http://schemas.microsoft.com/office/word/2015/wordml/symex" xmlns:wpg="http://schemas.microsoft.com/office/word/2010/wordprocessingGroup" xmlns:wpi="http://schemas.microsoft.com/office/word/2010/wordprocessingInk" xmlns:wne="http://schemas.microsoft.com/office/word/2006/wordml" xmlns:wps="http://schemas.microsoft.com/office/word/2010/wordprocessingShape" mc:Ignorable="w14 w15 w16se w16cid w16 w16cex w16sdtdh w16sdtfl w16du wp14">
   <w:endnote w:type="separator" w:id="-1">
     <w:p>
       <w:pPr>
@@ -4407,7 +4424,7 @@
 </file>
 
 <file path=word/footer1.xml><?xml version="1.0" encoding="utf-8"?>
-<w:ftr xmlns:wpc="http://schemas.microsoft.com/office/word/2010/wordprocessingCanvas" xmlns:cx="http://schemas.microsoft.com/office/drawing/2014/chartex" xmlns:cx1="http://schemas.microsoft.com/office/drawing/2015/9/8/chartex" xmlns:cx2="http://schemas.microsoft.com/office/drawing/2015/10/21/chartex" xmlns:cx3="http://schemas.microsoft.com/office/drawing/2016/5/9/chartex" xmlns:cx4="http://schemas.microsoft.com/office/drawing/2016/5/10/chartex" xmlns:cx5="http://schemas.microsoft.com/office/drawing/2016/5/11/chartex" xmlns:cx6="http://schemas.microsoft.com/office/drawing/2016/5/12/chartex" xmlns:cx7="http://schemas.microsoft.com/office/drawing/2016/5/13/chartex" xmlns:cx8="http://schemas.microsoft.com/office/drawing/2016/5/14/chartex" xmlns:mc="http://schemas.openxmlformats.org/markup-compatibility/2006" xmlns:aink="http://schemas.microsoft.com/office/drawing/2016/ink" xmlns:am3d="http://schemas.microsoft.com/office/drawing/2017/model3d" xmlns:o="urn:schemas-microsoft-com:office:office" xmlns:oel="http://schemas.microsoft.com/office/2019/extlst" xmlns:r="http://schemas.openxmlformats.org/officeDocument/2006/relationships" xmlns:m="http://schemas.openxmlformats.org/officeDocument/2006/math" xmlns:v="urn:schemas-microsoft-com:vml" xmlns:wp14="http://schemas.microsoft.com/office/word/2010/wordprocessingDrawing" xmlns:wp="http://schemas.openxmlformats.org/drawingml/2006/wordprocessingDrawing" xmlns:w10="urn:schemas-microsoft-com:office:word" xmlns:w="http://schemas.openxmlformats.org/wordprocessingml/2006/main" xmlns:w14="http://schemas.microsoft.com/office/word/2010/wordml" xmlns:w15="http://schemas.microsoft.com/office/word/2012/wordml" xmlns:w16cex="http://schemas.microsoft.com/office/word/2018/wordml/cex" xmlns:w16cid="http://schemas.microsoft.com/office/word/2016/wordml/cid" xmlns:w16="http://schemas.microsoft.com/office/word/2018/wordml" xmlns:w16sdtdh="http://schemas.microsoft.com/office/word/2020/wordml/sdtdatahash" xmlns:w16se="http://schemas.microsoft.com/office/word/2015/wordml/symex" xmlns:wpg="http://schemas.microsoft.com/office/word/2010/wordprocessingGroup" xmlns:wpi="http://schemas.microsoft.com/office/word/2010/wordprocessingInk" xmlns:wne="http://schemas.microsoft.com/office/word/2006/wordml" xmlns:wps="http://schemas.microsoft.com/office/word/2010/wordprocessingShape" mc:Ignorable="w14 w15 w16se w16cid w16 w16cex w16sdtdh wp14">
+<w:ftr xmlns:wpc="http://schemas.microsoft.com/office/word/2010/wordprocessingCanvas" xmlns:cx="http://schemas.microsoft.com/office/drawing/2014/chartex" xmlns:cx1="http://schemas.microsoft.com/office/drawing/2015/9/8/chartex" xmlns:cx2="http://schemas.microsoft.com/office/drawing/2015/10/21/chartex" xmlns:cx3="http://schemas.microsoft.com/office/drawing/2016/5/9/chartex" xmlns:cx4="http://schemas.microsoft.com/office/drawing/2016/5/10/chartex" xmlns:cx5="http://schemas.microsoft.com/office/drawing/2016/5/11/chartex" xmlns:cx6="http://schemas.microsoft.com/office/drawing/2016/5/12/chartex" xmlns:cx7="http://schemas.microsoft.com/office/drawing/2016/5/13/chartex" xmlns:cx8="http://schemas.microsoft.com/office/drawing/2016/5/14/chartex" xmlns:mc="http://schemas.openxmlformats.org/markup-compatibility/2006" xmlns:aink="http://schemas.microsoft.com/office/drawing/2016/ink" xmlns:am3d="http://schemas.microsoft.com/office/drawing/2017/model3d" xmlns:o="urn:schemas-microsoft-com:office:office" xmlns:oel="http://schemas.microsoft.com/office/2019/extlst" xmlns:r="http://schemas.openxmlformats.org/officeDocument/2006/relationships" xmlns:m="http://schemas.openxmlformats.org/officeDocument/2006/math" xmlns:v="urn:schemas-microsoft-com:vml" xmlns:wp14="http://schemas.microsoft.com/office/word/2010/wordprocessingDrawing" xmlns:wp="http://schemas.openxmlformats.org/drawingml/2006/wordprocessingDrawing" xmlns:w10="urn:schemas-microsoft-com:office:word" xmlns:w="http://schemas.openxmlformats.org/wordprocessingml/2006/main" xmlns:w14="http://schemas.microsoft.com/office/word/2010/wordml" xmlns:w15="http://schemas.microsoft.com/office/word/2012/wordml" xmlns:w16cex="http://schemas.microsoft.com/office/word/2018/wordml/cex" xmlns:w16cid="http://schemas.microsoft.com/office/word/2016/wordml/cid" xmlns:w16="http://schemas.microsoft.com/office/word/2018/wordml" xmlns:w16du="http://schemas.microsoft.com/office/word/2023/wordml/word16du" xmlns:w16sdtdh="http://schemas.microsoft.com/office/word/2020/wordml/sdtdatahash" xmlns:w16sdtfl="http://schemas.microsoft.com/office/word/2024/wordml/sdtformatlock" xmlns:w16se="http://schemas.microsoft.com/office/word/2015/wordml/symex" xmlns:wpg="http://schemas.microsoft.com/office/word/2010/wordprocessingGroup" xmlns:wpi="http://schemas.microsoft.com/office/word/2010/wordprocessingInk" xmlns:wne="http://schemas.microsoft.com/office/word/2006/wordml" xmlns:wps="http://schemas.microsoft.com/office/word/2010/wordprocessingShape" mc:Ignorable="w14 w15 w16se w16cid w16 w16cex w16sdtdh w16sdtfl w16du wp14">
   <w:p>
     <w:pPr>
       <w:rPr>
@@ -4638,7 +4655,7 @@
       <w:rPr>
         <w:sz w:val="20"/>
       </w:rPr>
-      <w:t>508</w:t>
+      <w:t>978</w:t>
     </w:r>
     <w:r>
       <w:rPr>
@@ -4650,7 +4667,13 @@
       <w:rPr>
         <w:sz w:val="20"/>
       </w:rPr>
-      <w:t>655</w:t>
+      <w:t>9</w:t>
+    </w:r>
+    <w:r>
+      <w:rPr>
+        <w:sz w:val="20"/>
+      </w:rPr>
+      <w:t>55</w:t>
     </w:r>
     <w:r>
       <w:rPr>
@@ -4662,7 +4685,13 @@
       <w:rPr>
         <w:sz w:val="20"/>
       </w:rPr>
-      <w:t>1998</w:t>
+      <w:t>718</w:t>
+    </w:r>
+    <w:r>
+      <w:rPr>
+        <w:sz w:val="20"/>
+      </w:rPr>
+      <w:t>8</w:t>
     </w:r>
     <w:r>
       <w:rPr>
@@ -4675,7 +4704,7 @@
 </file>
 
 <file path=word/footnotes.xml><?xml version="1.0" encoding="utf-8"?>
-<w:footnotes xmlns:wpc="http://schemas.microsoft.com/office/word/2010/wordprocessingCanvas" xmlns:cx="http://schemas.microsoft.com/office/drawing/2014/chartex" xmlns:cx1="http://schemas.microsoft.com/office/drawing/2015/9/8/chartex" xmlns:cx2="http://schemas.microsoft.com/office/drawing/2015/10/21/chartex" xmlns:cx3="http://schemas.microsoft.com/office/drawing/2016/5/9/chartex" xmlns:cx4="http://schemas.microsoft.com/office/drawing/2016/5/10/chartex" xmlns:cx5="http://schemas.microsoft.com/office/drawing/2016/5/11/chartex" xmlns:cx6="http://schemas.microsoft.com/office/drawing/2016/5/12/chartex" xmlns:cx7="http://schemas.microsoft.com/office/drawing/2016/5/13/chartex" xmlns:cx8="http://schemas.microsoft.com/office/drawing/2016/5/14/chartex" xmlns:mc="http://schemas.openxmlformats.org/markup-compatibility/2006" xmlns:aink="http://schemas.microsoft.com/office/drawing/2016/ink" xmlns:am3d="http://schemas.microsoft.com/office/drawing/2017/model3d" xmlns:o="urn:schemas-microsoft-com:office:office" xmlns:oel="http://schemas.microsoft.com/office/2019/extlst" xmlns:r="http://schemas.openxmlformats.org/officeDocument/2006/relationships" xmlns:m="http://schemas.openxmlformats.org/officeDocument/2006/math" xmlns:v="urn:schemas-microsoft-com:vml" xmlns:wp14="http://schemas.microsoft.com/office/word/2010/wordprocessingDrawing" xmlns:wp="http://schemas.openxmlformats.org/drawingml/2006/wordprocessingDrawing" xmlns:w10="urn:schemas-microsoft-com:office:word" xmlns:w="http://schemas.openxmlformats.org/wordprocessingml/2006/main" xmlns:w14="http://schemas.microsoft.com/office/word/2010/wordml" xmlns:w15="http://schemas.microsoft.com/office/word/2012/wordml" xmlns:w16cex="http://schemas.microsoft.com/office/word/2018/wordml/cex" xmlns:w16cid="http://schemas.microsoft.com/office/word/2016/wordml/cid" xmlns:w16="http://schemas.microsoft.com/office/word/2018/wordml" xmlns:w16sdtdh="http://schemas.microsoft.com/office/word/2020/wordml/sdtdatahash" xmlns:w16se="http://schemas.microsoft.com/office/word/2015/wordml/symex" xmlns:wpg="http://schemas.microsoft.com/office/word/2010/wordprocessingGroup" xmlns:wpi="http://schemas.microsoft.com/office/word/2010/wordprocessingInk" xmlns:wne="http://schemas.microsoft.com/office/word/2006/wordml" xmlns:wps="http://schemas.microsoft.com/office/word/2010/wordprocessingShape" mc:Ignorable="w14 w15 w16se w16cid w16 w16cex w16sdtdh wp14">
+<w:footnotes xmlns:wpc="http://schemas.microsoft.com/office/word/2010/wordprocessingCanvas" xmlns:cx="http://schemas.microsoft.com/office/drawing/2014/chartex" xmlns:cx1="http://schemas.microsoft.com/office/drawing/2015/9/8/chartex" xmlns:cx2="http://schemas.microsoft.com/office/drawing/2015/10/21/chartex" xmlns:cx3="http://schemas.microsoft.com/office/drawing/2016/5/9/chartex" xmlns:cx4="http://schemas.microsoft.com/office/drawing/2016/5/10/chartex" xmlns:cx5="http://schemas.microsoft.com/office/drawing/2016/5/11/chartex" xmlns:cx6="http://schemas.microsoft.com/office/drawing/2016/5/12/chartex" xmlns:cx7="http://schemas.microsoft.com/office/drawing/2016/5/13/chartex" xmlns:cx8="http://schemas.microsoft.com/office/drawing/2016/5/14/chartex" xmlns:mc="http://schemas.openxmlformats.org/markup-compatibility/2006" xmlns:aink="http://schemas.microsoft.com/office/drawing/2016/ink" xmlns:am3d="http://schemas.microsoft.com/office/drawing/2017/model3d" xmlns:o="urn:schemas-microsoft-com:office:office" xmlns:oel="http://schemas.microsoft.com/office/2019/extlst" xmlns:r="http://schemas.openxmlformats.org/officeDocument/2006/relationships" xmlns:m="http://schemas.openxmlformats.org/officeDocument/2006/math" xmlns:v="urn:schemas-microsoft-com:vml" xmlns:wp14="http://schemas.microsoft.com/office/word/2010/wordprocessingDrawing" xmlns:wp="http://schemas.openxmlformats.org/drawingml/2006/wordprocessingDrawing" xmlns:w10="urn:schemas-microsoft-com:office:word" xmlns:w="http://schemas.openxmlformats.org/wordprocessingml/2006/main" xmlns:w14="http://schemas.microsoft.com/office/word/2010/wordml" xmlns:w15="http://schemas.microsoft.com/office/word/2012/wordml" xmlns:w16cex="http://schemas.microsoft.com/office/word/2018/wordml/cex" xmlns:w16cid="http://schemas.microsoft.com/office/word/2016/wordml/cid" xmlns:w16="http://schemas.microsoft.com/office/word/2018/wordml" xmlns:w16du="http://schemas.microsoft.com/office/word/2023/wordml/word16du" xmlns:w16sdtdh="http://schemas.microsoft.com/office/word/2020/wordml/sdtdatahash" xmlns:w16sdtfl="http://schemas.microsoft.com/office/word/2024/wordml/sdtformatlock" xmlns:w16se="http://schemas.microsoft.com/office/word/2015/wordml/symex" xmlns:wpg="http://schemas.microsoft.com/office/word/2010/wordprocessingGroup" xmlns:wpi="http://schemas.microsoft.com/office/word/2010/wordprocessingInk" xmlns:wne="http://schemas.microsoft.com/office/word/2006/wordml" xmlns:wps="http://schemas.microsoft.com/office/word/2010/wordprocessingShape" mc:Ignorable="w14 w15 w16se w16cid w16 w16cex w16sdtdh w16sdtfl w16du wp14">
   <w:footnote w:type="separator" w:id="-1">
     <w:p>
       <w:pPr>
@@ -4700,7 +4729,7 @@
 </file>
 
 <file path=word/header1.xml><?xml version="1.0" encoding="utf-8"?>
-<w:hdr xmlns:wpc="http://schemas.microsoft.com/office/word/2010/wordprocessingCanvas" xmlns:cx="http://schemas.microsoft.com/office/drawing/2014/chartex" xmlns:cx1="http://schemas.microsoft.com/office/drawing/2015/9/8/chartex" xmlns:cx2="http://schemas.microsoft.com/office/drawing/2015/10/21/chartex" xmlns:cx3="http://schemas.microsoft.com/office/drawing/2016/5/9/chartex" xmlns:cx4="http://schemas.microsoft.com/office/drawing/2016/5/10/chartex" xmlns:cx5="http://schemas.microsoft.com/office/drawing/2016/5/11/chartex" xmlns:cx6="http://schemas.microsoft.com/office/drawing/2016/5/12/chartex" xmlns:cx7="http://schemas.microsoft.com/office/drawing/2016/5/13/chartex" xmlns:cx8="http://schemas.microsoft.com/office/drawing/2016/5/14/chartex" xmlns:mc="http://schemas.openxmlformats.org/markup-compatibility/2006" xmlns:aink="http://schemas.microsoft.com/office/drawing/2016/ink" xmlns:am3d="http://schemas.microsoft.com/office/drawing/2017/model3d" xmlns:o="urn:schemas-microsoft-com:office:office" xmlns:oel="http://schemas.microsoft.com/office/2019/extlst" xmlns:r="http://schemas.openxmlformats.org/officeDocument/2006/relationships" xmlns:m="http://schemas.openxmlformats.org/officeDocument/2006/math" xmlns:v="urn:schemas-microsoft-com:vml" xmlns:wp14="http://schemas.microsoft.com/office/word/2010/wordprocessingDrawing" xmlns:wp="http://schemas.openxmlformats.org/drawingml/2006/wordprocessingDrawing" xmlns:w10="urn:schemas-microsoft-com:office:word" xmlns:w="http://schemas.openxmlformats.org/wordprocessingml/2006/main" xmlns:w14="http://schemas.microsoft.com/office/word/2010/wordml" xmlns:w15="http://schemas.microsoft.com/office/word/2012/wordml" xmlns:w16cex="http://schemas.microsoft.com/office/word/2018/wordml/cex" xmlns:w16cid="http://schemas.microsoft.com/office/word/2016/wordml/cid" xmlns:w16="http://schemas.microsoft.com/office/word/2018/wordml" xmlns:w16sdtdh="http://schemas.microsoft.com/office/word/2020/wordml/sdtdatahash" xmlns:w16se="http://schemas.microsoft.com/office/word/2015/wordml/symex" xmlns:wpg="http://schemas.microsoft.com/office/word/2010/wordprocessingGroup" xmlns:wpi="http://schemas.microsoft.com/office/word/2010/wordprocessingInk" xmlns:wne="http://schemas.microsoft.com/office/word/2006/wordml" xmlns:wps="http://schemas.microsoft.com/office/word/2010/wordprocessingShape" mc:Ignorable="w14 w15 w16se w16cid w16 w16cex w16sdtdh wp14">
+<w:hdr xmlns:wpc="http://schemas.microsoft.com/office/word/2010/wordprocessingCanvas" xmlns:cx="http://schemas.microsoft.com/office/drawing/2014/chartex" xmlns:cx1="http://schemas.microsoft.com/office/drawing/2015/9/8/chartex" xmlns:cx2="http://schemas.microsoft.com/office/drawing/2015/10/21/chartex" xmlns:cx3="http://schemas.microsoft.com/office/drawing/2016/5/9/chartex" xmlns:cx4="http://schemas.microsoft.com/office/drawing/2016/5/10/chartex" xmlns:cx5="http://schemas.microsoft.com/office/drawing/2016/5/11/chartex" xmlns:cx6="http://schemas.microsoft.com/office/drawing/2016/5/12/chartex" xmlns:cx7="http://schemas.microsoft.com/office/drawing/2016/5/13/chartex" xmlns:cx8="http://schemas.microsoft.com/office/drawing/2016/5/14/chartex" xmlns:mc="http://schemas.openxmlformats.org/markup-compatibility/2006" xmlns:aink="http://schemas.microsoft.com/office/drawing/2016/ink" xmlns:am3d="http://schemas.microsoft.com/office/drawing/2017/model3d" xmlns:o="urn:schemas-microsoft-com:office:office" xmlns:oel="http://schemas.microsoft.com/office/2019/extlst" xmlns:r="http://schemas.openxmlformats.org/officeDocument/2006/relationships" xmlns:m="http://schemas.openxmlformats.org/officeDocument/2006/math" xmlns:v="urn:schemas-microsoft-com:vml" xmlns:wp14="http://schemas.microsoft.com/office/word/2010/wordprocessingDrawing" xmlns:wp="http://schemas.openxmlformats.org/drawingml/2006/wordprocessingDrawing" xmlns:w10="urn:schemas-microsoft-com:office:word" xmlns:w="http://schemas.openxmlformats.org/wordprocessingml/2006/main" xmlns:w14="http://schemas.microsoft.com/office/word/2010/wordml" xmlns:w15="http://schemas.microsoft.com/office/word/2012/wordml" xmlns:w16cex="http://schemas.microsoft.com/office/word/2018/wordml/cex" xmlns:w16cid="http://schemas.microsoft.com/office/word/2016/wordml/cid" xmlns:w16="http://schemas.microsoft.com/office/word/2018/wordml" xmlns:w16du="http://schemas.microsoft.com/office/word/2023/wordml/word16du" xmlns:w16sdtdh="http://schemas.microsoft.com/office/word/2020/wordml/sdtdatahash" xmlns:w16sdtfl="http://schemas.microsoft.com/office/word/2024/wordml/sdtformatlock" xmlns:w16se="http://schemas.microsoft.com/office/word/2015/wordml/symex" xmlns:wpg="http://schemas.microsoft.com/office/word/2010/wordprocessingGroup" xmlns:wpi="http://schemas.microsoft.com/office/word/2010/wordprocessingInk" xmlns:wne="http://schemas.microsoft.com/office/word/2006/wordml" xmlns:wps="http://schemas.microsoft.com/office/word/2010/wordprocessingShape" mc:Ignorable="w14 w15 w16se w16cid w16 w16cex w16sdtdh w16sdtfl w16du wp14">
   <w:p>
     <w:pPr>
       <w:pStyle w:val="Header"/>
@@ -4859,7 +4888,7 @@
 </file>
 
 <file path=word/numbering.xml><?xml version="1.0" encoding="utf-8"?>
-<w:numbering xmlns:wpc="http://schemas.microsoft.com/office/word/2010/wordprocessingCanvas" xmlns:cx="http://schemas.microsoft.com/office/drawing/2014/chartex" xmlns:cx1="http://schemas.microsoft.com/office/drawing/2015/9/8/chartex" xmlns:cx2="http://schemas.microsoft.com/office/drawing/2015/10/21/chartex" xmlns:cx3="http://schemas.microsoft.com/office/drawing/2016/5/9/chartex" xmlns:cx4="http://schemas.microsoft.com/office/drawing/2016/5/10/chartex" xmlns:cx5="http://schemas.microsoft.com/office/drawing/2016/5/11/chartex" xmlns:cx6="http://schemas.microsoft.com/office/drawing/2016/5/12/chartex" xmlns:cx7="http://schemas.microsoft.com/office/drawing/2016/5/13/chartex" xmlns:cx8="http://schemas.microsoft.com/office/drawing/2016/5/14/chartex" xmlns:mc="http://schemas.openxmlformats.org/markup-compatibility/2006" xmlns:aink="http://schemas.microsoft.com/office/drawing/2016/ink" xmlns:am3d="http://schemas.microsoft.com/office/drawing/2017/model3d" xmlns:o="urn:schemas-microsoft-com:office:office" xmlns:oel="http://schemas.microsoft.com/office/2019/extlst" xmlns:r="http://schemas.openxmlformats.org/officeDocument/2006/relationships" xmlns:m="http://schemas.openxmlformats.org/officeDocument/2006/math" xmlns:v="urn:schemas-microsoft-com:vml" xmlns:wp14="http://schemas.microsoft.com/office/word/2010/wordprocessingDrawing" xmlns:wp="http://schemas.openxmlformats.org/drawingml/2006/wordprocessingDrawing" xmlns:w10="urn:schemas-microsoft-com:office:word" xmlns:w="http://schemas.openxmlformats.org/wordprocessingml/2006/main" xmlns:w14="http://schemas.microsoft.com/office/word/2010/wordml" xmlns:w15="http://schemas.microsoft.com/office/word/2012/wordml" xmlns:w16cex="http://schemas.microsoft.com/office/word/2018/wordml/cex" xmlns:w16cid="http://schemas.microsoft.com/office/word/2016/wordml/cid" xmlns:w16="http://schemas.microsoft.com/office/word/2018/wordml" xmlns:w16sdtdh="http://schemas.microsoft.com/office/word/2020/wordml/sdtdatahash" xmlns:w16se="http://schemas.microsoft.com/office/word/2015/wordml/symex" xmlns:wpg="http://schemas.microsoft.com/office/word/2010/wordprocessingGroup" xmlns:wpi="http://schemas.microsoft.com/office/word/2010/wordprocessingInk" xmlns:wne="http://schemas.microsoft.com/office/word/2006/wordml" xmlns:wps="http://schemas.microsoft.com/office/word/2010/wordprocessingShape" mc:Ignorable="w14 w15 w16se w16cid w16 w16cex w16sdtdh wp14">
+<w:numbering xmlns:wpc="http://schemas.microsoft.com/office/word/2010/wordprocessingCanvas" xmlns:cx="http://schemas.microsoft.com/office/drawing/2014/chartex" xmlns:cx1="http://schemas.microsoft.com/office/drawing/2015/9/8/chartex" xmlns:cx2="http://schemas.microsoft.com/office/drawing/2015/10/21/chartex" xmlns:cx3="http://schemas.microsoft.com/office/drawing/2016/5/9/chartex" xmlns:cx4="http://schemas.microsoft.com/office/drawing/2016/5/10/chartex" xmlns:cx5="http://schemas.microsoft.com/office/drawing/2016/5/11/chartex" xmlns:cx6="http://schemas.microsoft.com/office/drawing/2016/5/12/chartex" xmlns:cx7="http://schemas.microsoft.com/office/drawing/2016/5/13/chartex" xmlns:cx8="http://schemas.microsoft.com/office/drawing/2016/5/14/chartex" xmlns:mc="http://schemas.openxmlformats.org/markup-compatibility/2006" xmlns:aink="http://schemas.microsoft.com/office/drawing/2016/ink" xmlns:am3d="http://schemas.microsoft.com/office/drawing/2017/model3d" xmlns:o="urn:schemas-microsoft-com:office:office" xmlns:oel="http://schemas.microsoft.com/office/2019/extlst" xmlns:r="http://schemas.openxmlformats.org/officeDocument/2006/relationships" xmlns:m="http://schemas.openxmlformats.org/officeDocument/2006/math" xmlns:v="urn:schemas-microsoft-com:vml" xmlns:wp14="http://schemas.microsoft.com/office/word/2010/wordprocessingDrawing" xmlns:wp="http://schemas.openxmlformats.org/drawingml/2006/wordprocessingDrawing" xmlns:w10="urn:schemas-microsoft-com:office:word" xmlns:w="http://schemas.openxmlformats.org/wordprocessingml/2006/main" xmlns:w14="http://schemas.microsoft.com/office/word/2010/wordml" xmlns:w15="http://schemas.microsoft.com/office/word/2012/wordml" xmlns:w16cex="http://schemas.microsoft.com/office/word/2018/wordml/cex" xmlns:w16cid="http://schemas.microsoft.com/office/word/2016/wordml/cid" xmlns:w16="http://schemas.microsoft.com/office/word/2018/wordml" xmlns:w16du="http://schemas.microsoft.com/office/word/2023/wordml/word16du" xmlns:w16sdtdh="http://schemas.microsoft.com/office/word/2020/wordml/sdtdatahash" xmlns:w16sdtfl="http://schemas.microsoft.com/office/word/2024/wordml/sdtformatlock" xmlns:w16se="http://schemas.microsoft.com/office/word/2015/wordml/symex" xmlns:wpg="http://schemas.microsoft.com/office/word/2010/wordprocessingGroup" xmlns:wpi="http://schemas.microsoft.com/office/word/2010/wordprocessingInk" xmlns:wne="http://schemas.microsoft.com/office/word/2006/wordml" xmlns:wps="http://schemas.microsoft.com/office/word/2010/wordprocessingShape" mc:Ignorable="w14 w15 w16se w16cid w16 w16cex w16sdtdh w16sdtfl w16du wp14">
   <w:abstractNum w:abstractNumId="0" w15:restartNumberingAfterBreak="0">
     <w:nsid w:val="1A8230A2"/>
     <w:multiLevelType w:val="hybridMultilevel"/>
@@ -4980,7 +5009,7 @@
 </file>
 
 <file path=word/styles.xml><?xml version="1.0" encoding="utf-8"?>
-<w:styles xmlns:mc="http://schemas.openxmlformats.org/markup-compatibility/2006" xmlns:r="http://schemas.openxmlformats.org/officeDocument/2006/relationships" xmlns:w="http://schemas.openxmlformats.org/wordprocessingml/2006/main" xmlns:w14="http://schemas.microsoft.com/office/word/2010/wordml" xmlns:w15="http://schemas.microsoft.com/office/word/2012/wordml" xmlns:w16cex="http://schemas.microsoft.com/office/word/2018/wordml/cex" xmlns:w16cid="http://schemas.microsoft.com/office/word/2016/wordml/cid" xmlns:w16="http://schemas.microsoft.com/office/word/2018/wordml" xmlns:w16sdtdh="http://schemas.microsoft.com/office/word/2020/wordml/sdtdatahash" xmlns:w16se="http://schemas.microsoft.com/office/word/2015/wordml/symex" mc:Ignorable="w14 w15 w16se w16cid w16 w16cex w16sdtdh">
+<w:styles xmlns:mc="http://schemas.openxmlformats.org/markup-compatibility/2006" xmlns:r="http://schemas.openxmlformats.org/officeDocument/2006/relationships" xmlns:w="http://schemas.openxmlformats.org/wordprocessingml/2006/main" xmlns:w14="http://schemas.microsoft.com/office/word/2010/wordml" xmlns:w15="http://schemas.microsoft.com/office/word/2012/wordml" xmlns:w16cex="http://schemas.microsoft.com/office/word/2018/wordml/cex" xmlns:w16cid="http://schemas.microsoft.com/office/word/2016/wordml/cid" xmlns:w16="http://schemas.microsoft.com/office/word/2018/wordml" xmlns:w16du="http://schemas.microsoft.com/office/word/2023/wordml/word16du" xmlns:w16sdtdh="http://schemas.microsoft.com/office/word/2020/wordml/sdtdatahash" xmlns:w16sdtfl="http://schemas.microsoft.com/office/word/2024/wordml/sdtformatlock" xmlns:w16se="http://schemas.microsoft.com/office/word/2015/wordml/symex" mc:Ignorable="w14 w15 w16se w16cid w16 w16cex w16sdtdh w16sdtfl w16du">
   <w:docDefaults>
     <w:rPrDefault>
       <w:rPr>
